--- a/Senior Research/Proposal/WYVERN_E4_Proposal_v4.docx
+++ b/Senior Research/Proposal/WYVERN_E4_Proposal_v4.docx
@@ -144,15 +144,7 @@
           <w:sz w:val="24"/>
           <w:szCs w:val="24"/>
         </w:rPr>
-        <w:t xml:space="preserve">	</w:t>
-      </w:r>
-      <w:r>
-        <w:rPr>
-          <w:rFonts w:ascii="Times New Roman" w:cs="Times New Roman" w:eastAsia="Times New Roman" w:hAnsi="Times New Roman"/>
-          <w:sz w:val="24"/>
-          <w:szCs w:val="24"/>
-        </w:rPr>
-        <w:t xml:space="preserve">2</w:t>
+        <w:t xml:space="preserve">	2</w:t>
       </w:r>
     </w:p>
     <w:p>
@@ -178,15 +170,7 @@
           <w:sz w:val="24"/>
           <w:szCs w:val="24"/>
         </w:rPr>
-        <w:t xml:space="preserve">	</w:t>
-      </w:r>
-      <w:r>
-        <w:rPr>
-          <w:rFonts w:ascii="Times New Roman" w:cs="Times New Roman" w:eastAsia="Times New Roman" w:hAnsi="Times New Roman"/>
-          <w:sz w:val="24"/>
-          <w:szCs w:val="24"/>
-        </w:rPr>
-        <w:t xml:space="preserve">2</w:t>
+        <w:t xml:space="preserve">	2</w:t>
       </w:r>
     </w:p>
     <w:p>
@@ -212,15 +196,7 @@
           <w:sz w:val="24"/>
           <w:szCs w:val="24"/>
         </w:rPr>
-        <w:t xml:space="preserve">	</w:t>
-      </w:r>
-      <w:r>
-        <w:rPr>
-          <w:rFonts w:ascii="Times New Roman" w:cs="Times New Roman" w:eastAsia="Times New Roman" w:hAnsi="Times New Roman"/>
-          <w:sz w:val="24"/>
-          <w:szCs w:val="24"/>
-        </w:rPr>
-        <w:t xml:space="preserve">3</w:t>
+        <w:t xml:space="preserve">	3</w:t>
       </w:r>
     </w:p>
     <w:p>
@@ -247,15 +223,7 @@
           <w:sz w:val="24"/>
           <w:szCs w:val="24"/>
         </w:rPr>
-        <w:t xml:space="preserve">	</w:t>
-      </w:r>
-      <w:r>
-        <w:rPr>
-          <w:rFonts w:ascii="Times New Roman" w:cs="Times New Roman" w:eastAsia="Times New Roman" w:hAnsi="Times New Roman"/>
-          <w:sz w:val="24"/>
-          <w:szCs w:val="24"/>
-        </w:rPr>
-        <w:t xml:space="preserve">3</w:t>
+        <w:t xml:space="preserve">	3</w:t>
       </w:r>
     </w:p>
     <w:p>
@@ -282,15 +250,7 @@
           <w:sz w:val="24"/>
           <w:szCs w:val="24"/>
         </w:rPr>
-        <w:t xml:space="preserve">	</w:t>
-      </w:r>
-      <w:r>
-        <w:rPr>
-          <w:rFonts w:ascii="Times New Roman" w:cs="Times New Roman" w:eastAsia="Times New Roman" w:hAnsi="Times New Roman"/>
-          <w:sz w:val="24"/>
-          <w:szCs w:val="24"/>
-        </w:rPr>
-        <w:t xml:space="preserve">3</w:t>
+        <w:t xml:space="preserve">	3</w:t>
       </w:r>
     </w:p>
     <w:p>
@@ -317,15 +277,7 @@
           <w:sz w:val="24"/>
           <w:szCs w:val="24"/>
         </w:rPr>
-        <w:t xml:space="preserve">	</w:t>
-      </w:r>
-      <w:r>
-        <w:rPr>
-          <w:rFonts w:ascii="Times New Roman" w:cs="Times New Roman" w:eastAsia="Times New Roman" w:hAnsi="Times New Roman"/>
-          <w:sz w:val="24"/>
-          <w:szCs w:val="24"/>
-        </w:rPr>
-        <w:t xml:space="preserve">3</w:t>
+        <w:t xml:space="preserve">	3</w:t>
       </w:r>
     </w:p>
     <w:p>
@@ -352,15 +304,7 @@
           <w:sz w:val="24"/>
           <w:szCs w:val="24"/>
         </w:rPr>
-        <w:t xml:space="preserve">	</w:t>
-      </w:r>
-      <w:r>
-        <w:rPr>
-          <w:rFonts w:ascii="Times New Roman" w:cs="Times New Roman" w:eastAsia="Times New Roman" w:hAnsi="Times New Roman"/>
-          <w:sz w:val="24"/>
-          <w:szCs w:val="24"/>
-        </w:rPr>
-        <w:t xml:space="preserve">3</w:t>
+        <w:t xml:space="preserve">	3</w:t>
       </w:r>
     </w:p>
     <w:p>
@@ -387,15 +331,7 @@
           <w:sz w:val="24"/>
           <w:szCs w:val="24"/>
         </w:rPr>
-        <w:t xml:space="preserve">	</w:t>
-      </w:r>
-      <w:r>
-        <w:rPr>
-          <w:rFonts w:ascii="Times New Roman" w:cs="Times New Roman" w:eastAsia="Times New Roman" w:hAnsi="Times New Roman"/>
-          <w:sz w:val="24"/>
-          <w:szCs w:val="24"/>
-        </w:rPr>
-        <w:t xml:space="preserve">4</w:t>
+        <w:t xml:space="preserve">	4</w:t>
       </w:r>
     </w:p>
     <w:p>
@@ -421,15 +357,7 @@
           <w:sz w:val="24"/>
           <w:szCs w:val="24"/>
         </w:rPr>
-        <w:t xml:space="preserve">	</w:t>
-      </w:r>
-      <w:r>
-        <w:rPr>
-          <w:rFonts w:ascii="Times New Roman" w:cs="Times New Roman" w:eastAsia="Times New Roman" w:hAnsi="Times New Roman"/>
-          <w:sz w:val="24"/>
-          <w:szCs w:val="24"/>
-        </w:rPr>
-        <w:t xml:space="preserve">4</w:t>
+        <w:t xml:space="preserve">	4</w:t>
       </w:r>
     </w:p>
     <w:p>
@@ -455,15 +383,7 @@
           <w:sz w:val="24"/>
           <w:szCs w:val="24"/>
         </w:rPr>
-        <w:t xml:space="preserve">	</w:t>
-      </w:r>
-      <w:r>
-        <w:rPr>
-          <w:rFonts w:ascii="Times New Roman" w:cs="Times New Roman" w:eastAsia="Times New Roman" w:hAnsi="Times New Roman"/>
-          <w:sz w:val="24"/>
-          <w:szCs w:val="24"/>
-        </w:rPr>
-        <w:t xml:space="preserve">4</w:t>
+        <w:t xml:space="preserve">	4</w:t>
       </w:r>
     </w:p>
     <w:p>
@@ -490,15 +410,7 @@
           <w:sz w:val="24"/>
           <w:szCs w:val="24"/>
         </w:rPr>
-        <w:t xml:space="preserve">	</w:t>
-      </w:r>
-      <w:r>
-        <w:rPr>
-          <w:rFonts w:ascii="Times New Roman" w:cs="Times New Roman" w:eastAsia="Times New Roman" w:hAnsi="Times New Roman"/>
-          <w:sz w:val="24"/>
-          <w:szCs w:val="24"/>
-        </w:rPr>
-        <w:t xml:space="preserve">4</w:t>
+        <w:t xml:space="preserve">	4</w:t>
       </w:r>
     </w:p>
     <w:p>
@@ -525,15 +437,7 @@
           <w:sz w:val="24"/>
           <w:szCs w:val="24"/>
         </w:rPr>
-        <w:t xml:space="preserve">	</w:t>
-      </w:r>
-      <w:r>
-        <w:rPr>
-          <w:rFonts w:ascii="Times New Roman" w:cs="Times New Roman" w:eastAsia="Times New Roman" w:hAnsi="Times New Roman"/>
-          <w:sz w:val="24"/>
-          <w:szCs w:val="24"/>
-        </w:rPr>
-        <w:t xml:space="preserve">6</w:t>
+        <w:t xml:space="preserve">	6</w:t>
       </w:r>
     </w:p>
     <w:p>
@@ -560,15 +464,7 @@
           <w:sz w:val="24"/>
           <w:szCs w:val="24"/>
         </w:rPr>
-        <w:t xml:space="preserve">	</w:t>
-      </w:r>
-      <w:r>
-        <w:rPr>
-          <w:rFonts w:ascii="Times New Roman" w:cs="Times New Roman" w:eastAsia="Times New Roman" w:hAnsi="Times New Roman"/>
-          <w:sz w:val="24"/>
-          <w:szCs w:val="24"/>
-        </w:rPr>
-        <w:t xml:space="preserve">6</w:t>
+        <w:t xml:space="preserve">	6</w:t>
       </w:r>
     </w:p>
     <w:p>
@@ -595,15 +491,7 @@
           <w:sz w:val="24"/>
           <w:szCs w:val="24"/>
         </w:rPr>
-        <w:t xml:space="preserve">	</w:t>
-      </w:r>
-      <w:r>
-        <w:rPr>
-          <w:rFonts w:ascii="Times New Roman" w:cs="Times New Roman" w:eastAsia="Times New Roman" w:hAnsi="Times New Roman"/>
-          <w:sz w:val="24"/>
-          <w:szCs w:val="24"/>
-        </w:rPr>
-        <w:t xml:space="preserve">8</w:t>
+        <w:t xml:space="preserve">	8</w:t>
       </w:r>
     </w:p>
     <w:p>
@@ -630,15 +518,7 @@
           <w:sz w:val="24"/>
           <w:szCs w:val="24"/>
         </w:rPr>
-        <w:t xml:space="preserve">	</w:t>
-      </w:r>
-      <w:r>
-        <w:rPr>
-          <w:rFonts w:ascii="Times New Roman" w:cs="Times New Roman" w:eastAsia="Times New Roman" w:hAnsi="Times New Roman"/>
-          <w:sz w:val="24"/>
-          <w:szCs w:val="24"/>
-        </w:rPr>
-        <w:t xml:space="preserve">9</w:t>
+        <w:t xml:space="preserve">	9</w:t>
       </w:r>
     </w:p>
     <w:p>
@@ -665,15 +545,7 @@
           <w:sz w:val="24"/>
           <w:szCs w:val="24"/>
         </w:rPr>
-        <w:t xml:space="preserve">	</w:t>
-      </w:r>
-      <w:r>
-        <w:rPr>
-          <w:rFonts w:ascii="Times New Roman" w:cs="Times New Roman" w:eastAsia="Times New Roman" w:hAnsi="Times New Roman"/>
-          <w:sz w:val="24"/>
-          <w:szCs w:val="24"/>
-        </w:rPr>
-        <w:t xml:space="preserve">9</w:t>
+        <w:t xml:space="preserve">	9</w:t>
       </w:r>
     </w:p>
     <w:p>
@@ -700,15 +572,7 @@
           <w:sz w:val="24"/>
           <w:szCs w:val="24"/>
         </w:rPr>
-        <w:t xml:space="preserve">	</w:t>
-      </w:r>
-      <w:r>
-        <w:rPr>
-          <w:rFonts w:ascii="Times New Roman" w:cs="Times New Roman" w:eastAsia="Times New Roman" w:hAnsi="Times New Roman"/>
-          <w:sz w:val="24"/>
-          <w:szCs w:val="24"/>
-        </w:rPr>
-        <w:t xml:space="preserve">10</w:t>
+        <w:t xml:space="preserve">	10</w:t>
       </w:r>
     </w:p>
     <w:p>
@@ -735,15 +599,7 @@
           <w:sz w:val="24"/>
           <w:szCs w:val="24"/>
         </w:rPr>
-        <w:t xml:space="preserve">	</w:t>
-      </w:r>
-      <w:r>
-        <w:rPr>
-          <w:rFonts w:ascii="Times New Roman" w:cs="Times New Roman" w:eastAsia="Times New Roman" w:hAnsi="Times New Roman"/>
-          <w:sz w:val="24"/>
-          <w:szCs w:val="24"/>
-        </w:rPr>
-        <w:t xml:space="preserve">10</w:t>
+        <w:t xml:space="preserve">	10</w:t>
       </w:r>
     </w:p>
     <w:p>
@@ -769,15 +625,7 @@
           <w:sz w:val="24"/>
           <w:szCs w:val="24"/>
         </w:rPr>
-        <w:t xml:space="preserve">	</w:t>
-      </w:r>
-      <w:r>
-        <w:rPr>
-          <w:rFonts w:ascii="Times New Roman" w:cs="Times New Roman" w:eastAsia="Times New Roman" w:hAnsi="Times New Roman"/>
-          <w:sz w:val="24"/>
-          <w:szCs w:val="24"/>
-        </w:rPr>
-        <w:t xml:space="preserve">11</w:t>
+        <w:t xml:space="preserve">	11</w:t>
       </w:r>
     </w:p>
     <w:p>
@@ -803,15 +651,7 @@
           <w:sz w:val="24"/>
           <w:szCs w:val="24"/>
         </w:rPr>
-        <w:t xml:space="preserve">	</w:t>
-      </w:r>
-      <w:r>
-        <w:rPr>
-          <w:rFonts w:ascii="Times New Roman" w:cs="Times New Roman" w:eastAsia="Times New Roman" w:hAnsi="Times New Roman"/>
-          <w:sz w:val="24"/>
-          <w:szCs w:val="24"/>
-        </w:rPr>
-        <w:t xml:space="preserve">11</w:t>
+        <w:t xml:space="preserve">	11</w:t>
       </w:r>
     </w:p>
     <w:p>
@@ -837,15 +677,7 @@
           <w:sz w:val="24"/>
           <w:szCs w:val="24"/>
         </w:rPr>
-        <w:t xml:space="preserve">	</w:t>
-      </w:r>
-      <w:r>
-        <w:rPr>
-          <w:rFonts w:ascii="Times New Roman" w:cs="Times New Roman" w:eastAsia="Times New Roman" w:hAnsi="Times New Roman"/>
-          <w:sz w:val="24"/>
-          <w:szCs w:val="24"/>
-        </w:rPr>
-        <w:t xml:space="preserve">13</w:t>
+        <w:t xml:space="preserve">	13</w:t>
       </w:r>
     </w:p>
     <w:p>
@@ -872,15 +704,7 @@
           <w:sz w:val="24"/>
           <w:szCs w:val="24"/>
         </w:rPr>
-        <w:t xml:space="preserve">	</w:t>
-      </w:r>
-      <w:r>
-        <w:rPr>
-          <w:rFonts w:ascii="Times New Roman" w:cs="Times New Roman" w:eastAsia="Times New Roman" w:hAnsi="Times New Roman"/>
-          <w:sz w:val="24"/>
-          <w:szCs w:val="24"/>
-        </w:rPr>
-        <w:t xml:space="preserve">13</w:t>
+        <w:t xml:space="preserve">	13</w:t>
       </w:r>
     </w:p>
     <w:p>
@@ -907,15 +731,7 @@
           <w:sz w:val="24"/>
           <w:szCs w:val="24"/>
         </w:rPr>
-        <w:t xml:space="preserve">	</w:t>
-      </w:r>
-      <w:r>
-        <w:rPr>
-          <w:rFonts w:ascii="Times New Roman" w:cs="Times New Roman" w:eastAsia="Times New Roman" w:hAnsi="Times New Roman"/>
-          <w:sz w:val="24"/>
-          <w:szCs w:val="24"/>
-        </w:rPr>
-        <w:t xml:space="preserve">13</w:t>
+        <w:t xml:space="preserve">	13</w:t>
       </w:r>
     </w:p>
     <w:p>
@@ -942,15 +758,7 @@
           <w:sz w:val="24"/>
           <w:szCs w:val="24"/>
         </w:rPr>
-        <w:t xml:space="preserve">	</w:t>
-      </w:r>
-      <w:r>
-        <w:rPr>
-          <w:rFonts w:ascii="Times New Roman" w:cs="Times New Roman" w:eastAsia="Times New Roman" w:hAnsi="Times New Roman"/>
-          <w:sz w:val="24"/>
-          <w:szCs w:val="24"/>
-        </w:rPr>
-        <w:t xml:space="preserve">14</w:t>
+        <w:t xml:space="preserve">	14</w:t>
       </w:r>
     </w:p>
     <w:p>
@@ -1185,7 +993,7 @@
           <w:sz w:val="24"/>
           <w:szCs w:val="24"/>
         </w:rPr>
-        <w:t xml:space="preserve">The WYVERN-E is a recoverable, full-scale prototype guided rocket built entirely from commercially available components and hobbyist-level manufacturing techniques, designed to fill this gap and to produce openly reproducible hardware, datasets, and design methodology for the broader rocketry community. Relative to prior program iterations, the current vehicle adopts a deliberately simplified architecture: a single fixed-fin airframe that is passively stable through the motor's ignition transient, a single bare-metal flight controller executing the entire sensing-and-control pipeline, and - critically - an actuator comparison that is moved off the flight vehicle and onto a repeatable ground-test apparatus. This restructuring produces a controlled, statistically tractable dataset on actuator performance, the central engineering question of the program, while retaining a flight-validation phase that demonstrates the complete closed-loop system performing as designed under real atmospheric and motor-burn conditions. Structural and aerodynamic components are fabricated via fused deposition modeling (FDM) using a thermally-zoned pair of engineering filaments characterized per Dizon et al. (2018), fin cross-section behavior is framed against the low-Reynolds-number aerodynamic theory of Lissaman (1983) and Mueller and DeLaurier (2003), and a custom open-return low-speed wind tunnel based on the Hofferth (2025) AIAA SciTech modular design is constructed in parallel with the vehicle following the tunnel-design criteria of Mehta and Bradshaw (1979) and Pope and Harper (1966). Together, the wind tunnel, computational trajectory and aerodynamic simulations, and in-situ powered flight testing form a three-tier experimental framework through which each research question is addressed across multiple validation methods, with all resulting datasets, design files, and firmware released publicly upon conclusion of the program.</w:t>
+        <w:t xml:space="preserve">The GTR70E WYVERN is a recoverable, full-scale prototype guided rocket built entirely from commercially available components and hobbyist-level manufacturing techniques, designed to fill this gap and to produce openly reproducible hardware, datasets, and design methodology for the broader rocketry community. Relative to prior program iterations, the current vehicle adopts a deliberately simplified architecture: a single fixed-fin airframe that is passively stable through the motor's ignition transient, a single bare-metal flight controller executing the entire sensing-and-control pipeline, and - critically - an actuator comparison that is moved off the flight vehicle and onto a repeatable ground-test apparatus. This restructuring produces a controlled, statistically tractable dataset on actuator performance, the central engineering question of the program, while retaining a flight-validation phase that demonstrates the complete closed-loop system performing as designed under real atmospheric and motor-burn conditions. Structural and aerodynamic components are fabricated via fused deposition modeling (FDM) using a thermally-zoned pair of engineering filaments characterized per Dizon et al. (2018), fin cross-section behavior is framed against the low-Reynolds-number aerodynamic theory of Lissaman (1983) and Mueller and DeLaurier (2003), and a custom open-return low-speed wind tunnel based on the Hofferth (2025) AIAA SciTech modular design is constructed in parallel with the vehicle following the tunnel-design criteria of Mehta and Bradshaw (1979) and Pope and Harper (1966). Together, the wind tunnel, computational trajectory and aerodynamic simulations, and in-situ powered flight testing form a three-tier experimental framework through which each research question is addressed across multiple validation methods, with all resulting datasets, design files, and firmware released publicly upon conclusion of the program.</w:t>
       </w:r>
     </w:p>
     <w:p>
@@ -1387,7 +1195,7 @@
           <w:sz w:val="24"/>
           <w:szCs w:val="24"/>
         </w:rPr>
-        <w:t xml:space="preserve">The goal of the WYVERN-E program is to design, fabricate, ground-test, and flight-validate a recoverable, FAA Class 1, 70 mm-diameter prototype rocket demonstrator that serves as an integrated experimental platform for: (i) quantitatively comparing thrust-vector-control actuator classes independent of flight-to-flight variability; (ii) validating a thermally-zoned additive-manufacturing material strategy against airframe mass and structural-margin objectives; (iii) characterizing the aerodynamic performance of the vehicle's passive-stability fin geometry; (iv) validating a custom low-speed wind tunnel against in-situ flight telemetry; and (v) quantifying control-loop gain sensitivity on a consolidated single-controller avionics architecture. Testing is conducted across three complementary tiers - computational simulation, ground-based instrumented testing, and in-situ powered flight - so that each research question is addressed through at least two independent and mutually cross-validating methods, with the goal of producing usable open datasets and reliable, reproducible components for the rocketry community.</w:t>
+        <w:t xml:space="preserve">The goal of the GTR70E WYVERN program is to design, fabricate, ground-test, and flight-validate a recoverable, FAA Class 1, 70 mm-diameter prototype rocket demonstrator that serves as an integrated experimental platform for: (i) quantitatively comparing thrust-vector-control actuator classes independent of flight-to-flight variability; (ii) validating a thermally-zoned additive-manufacturing material strategy against airframe mass and structural-margin objectives; (iii) characterizing the aerodynamic performance of the vehicle's passive-stability fin geometry; (iv) validating a custom low-speed wind tunnel against in-situ flight telemetry; and (v) quantifying control-loop gain sensitivity on a consolidated single-controller avionics architecture. Testing is conducted across three complementary tiers - computational simulation, ground-based instrumented testing, and in-situ powered flight - so that each research question is addressed through at least two independent and mutually cross-validating methods, with the goal of producing usable open datasets and reliable, reproducible components for the rocketry community.</w:t>
       </w:r>
     </w:p>
     <w:p>
@@ -1418,7 +1226,7 @@
           <w:sz w:val="24"/>
           <w:szCs w:val="24"/>
         </w:rPr>
-        <w:t xml:space="preserve">The WYVERN-E program employs a three-tier experimental framework spanning computational simulation, ground-based instrumented testing, and in-situ powered flight testing. Each research question is addressed through at least two of these tiers to enable cross-validation of results. All fabrication uses hobbyist-accessible manufacturing methods and commercially available components, consistent with the program's open-source objectives. The vehicle is a 70 mm outer-diameter, single-stage airframe approximately 0.74 m in length, comprising three equipment bays (engine/TVC, flight-computer, and recovery) separated by two structural bulkheads, with four fixed fins providing passive stability; its mass budget, derived from the thermally-zoned material allocation of Research Question 2, is summarized in Table 1.</w:t>
+        <w:t xml:space="preserve">The GTR70E WYVERN program employs a three-tier experimental framework spanning computational simulation, ground-based instrumented testing, and in-situ powered flight testing. Each research question is addressed through at least two of these tiers to enable cross-validation of results. All fabrication uses hobbyist-accessible manufacturing methods and commercially available components, consistent with the program's open-source objectives. The vehicle is a 70 mm outer-diameter, single-stage airframe approximately 0.74 m in length, comprising three equipment bays (engine/TVC, flight-computer, and recovery) separated by two structural bulkheads, with four fixed fins providing passive stability; its mass budget, derived from the thermally-zoned material allocation of Research Question 2, is summarized in Table 1.</w:t>
       </w:r>
     </w:p>
     <w:p>
@@ -1465,7 +1273,7 @@
           <w:sz w:val="22"/>
           <w:szCs w:val="22"/>
         </w:rPr>
-        <w:t xml:space="preserve">Table 1. WYVERN-E mass budget (thermally-zoned ASA-Aero / PC-FR allocation).</w:t>
+        <w:t xml:space="preserve">Table 1. GTR70E WYVERN mass budget (thermally-zoned ASA-Aero / PC-FR allocation).</w:t>
       </w:r>
     </w:p>
     <w:tbl>
